--- a/Informe_Presupuesto_2027_Hotel_Cumbria.docx
+++ b/Informe_Presupuesto_2027_Hotel_Cumbria.docx
@@ -12511,7 +12511,7 @@
           <w:sz w:val="20"/>
           <w:szCs w:val="20"/>
         </w:rPr>
-        <w:t xml:space="preserve">Tarifa Media Ponderada (ADR Grupos 4★):</w:t>
+        <w:t xml:space="preserve">Tarifa Media Ponderada Estimada (ADR Grupos 4★):</w:t>
       </w:r>
       <w:r>
         <w:rPr>
@@ -12615,7 +12615,7 @@
           <w:sz w:val="22"/>
           <w:szCs w:val="22"/>
         </w:rPr>
-        <w:t xml:space="preserve">Directriz Operativa de Cupo y Regla de Excepción Dinámica:</w:t>
+        <w:t xml:space="preserve">Directriz de Contratación: Tarifa Principalmente Dinámica y Cupo de hasta 25 Habitaciones:</w:t>
       </w:r>
     </w:p>
     <w:p>
@@ -12636,7 +12636,7 @@
           <w:sz w:val="20"/>
           <w:szCs w:val="20"/>
         </w:rPr>
-        <w:t xml:space="preserve">Cupo Máximo Innegociable:</w:t>
+        <w:t xml:space="preserve">Estrategia Tarifaria Dinámica:</w:t>
       </w:r>
       <w:r>
         <w:rPr>
@@ -12647,7 +12647,7 @@
           <w:sz w:val="20"/>
           <w:szCs w:val="20"/>
         </w:rPr>
-        <w:t xml:space="preserve"> Ningún grupo podrá contratar más de </w:t>
+        <w:t xml:space="preserve"> En el marco de la modernización tecnológica y de Revenue Management compartida por ambos hoteles de la compañía, </w:t>
       </w:r>
       <w:r>
         <w:rPr>
@@ -12658,7 +12658,7 @@
           <w:sz w:val="20"/>
           <w:szCs w:val="20"/>
         </w:rPr>
-        <w:t xml:space="preserve">8 habitaciones por noche</w:t>
+        <w:t xml:space="preserve">la tarifa del segmento grupos será PRINCIPALMENTE DINÁMICA</w:t>
       </w:r>
       <w:r>
         <w:rPr>
@@ -12669,18 +12669,20 @@
           <w:sz w:val="20"/>
           <w:szCs w:val="20"/>
         </w:rPr>
-        <w:t xml:space="preserve"> (13,5% del inventario total de 59 habitaciones del hotel), garantizando siempre un mínimo de </w:t>
-      </w:r>
-      <w:r>
-        <w:rPr>
-          <w:rFonts w:ascii="Calibri" w:cs="Calibri" w:eastAsia="Calibri" w:hAnsi="Calibri"/>
-          <w:b/>
-          <w:bCs/>
-          <w:color w:val="0F172A"/>
+        <w:t xml:space="preserve">. Se erradican las tarifas planas estáticas del pasado: las cotizaciones grupales se calculan en tiempo real vinculadas al ritmo de demanda (</w:t>
+      </w:r>
+      <w:r>
+        <w:rPr>
+          <w:rFonts w:ascii="Calibri" w:cs="Calibri" w:eastAsia="Calibri" w:hAnsi="Calibri"/>
+          <w:b w:val="false"/>
+          <w:bCs w:val="false"/>
+          <w:i/>
+          <w:iCs/>
+          <w:color w:val="334155"/>
           <w:sz w:val="20"/>
           <w:szCs w:val="20"/>
         </w:rPr>
-        <w:t xml:space="preserve">51 habitaciones disponibles para la venta individual</w:t>
+        <w:t xml:space="preserve">pick-up</w:t>
       </w:r>
       <w:r>
         <w:rPr>
@@ -12691,7 +12693,31 @@
           <w:sz w:val="20"/>
           <w:szCs w:val="20"/>
         </w:rPr>
-        <w:t xml:space="preserve">, segmento donde se obtiene la tarifa óptima.</w:t>
+        <w:t xml:space="preserve">), a la anticipación de reserva y al precio dinámico del cliente individual, evitando la dilución tarifaria (</w:t>
+      </w:r>
+      <w:r>
+        <w:rPr>
+          <w:rFonts w:ascii="Calibri" w:cs="Calibri" w:eastAsia="Calibri" w:hAnsi="Calibri"/>
+          <w:b w:val="false"/>
+          <w:bCs w:val="false"/>
+          <w:i/>
+          <w:iCs/>
+          <w:color w:val="334155"/>
+          <w:sz w:val="20"/>
+          <w:szCs w:val="20"/>
+        </w:rPr>
+        <w:t xml:space="preserve">revenue dilution</w:t>
+      </w:r>
+      <w:r>
+        <w:rPr>
+          <w:rFonts w:ascii="Calibri" w:cs="Calibri" w:eastAsia="Calibri" w:hAnsi="Calibri"/>
+          <w:b w:val="false"/>
+          <w:bCs w:val="false"/>
+          <w:color w:val="334155"/>
+          <w:sz w:val="20"/>
+          <w:szCs w:val="20"/>
+        </w:rPr>
+        <w:t xml:space="preserve">) y optimizando el RevPAR en todas las fechas.</w:t>
       </w:r>
     </w:p>
     <w:p>
@@ -12712,7 +12738,7 @@
           <w:sz w:val="20"/>
           <w:szCs w:val="20"/>
         </w:rPr>
-        <w:t xml:space="preserve">Cláusula de Excepción por Precio Dinámico:</w:t>
+        <w:t xml:space="preserve">Cupo Máximo Operativo (Hasta 25 Habitaciones por Noche):</w:t>
       </w:r>
       <w:r>
         <w:rPr>
@@ -12723,7 +12749,7 @@
           <w:sz w:val="20"/>
           <w:szCs w:val="20"/>
         </w:rPr>
-        <w:t xml:space="preserve"> Este límite de 8 habitaciones podrá superarse única y exclusivamente </w:t>
+        <w:t xml:space="preserve"> Se autoriza un cupo de hasta </w:t>
       </w:r>
       <w:r>
         <w:rPr>
@@ -12734,7 +12760,7 @@
           <w:sz w:val="20"/>
           <w:szCs w:val="20"/>
         </w:rPr>
-        <w:t xml:space="preserve">si el grupo acepta y respeta el precio medio dinámico (ADR) del hotel para esa fecha</w:t>
+        <w:t xml:space="preserve">25 habitaciones por noche</w:t>
       </w:r>
       <w:r>
         <w:rPr>
@@ -12745,20 +12771,18 @@
           <w:sz w:val="20"/>
           <w:szCs w:val="20"/>
         </w:rPr>
-        <w:t xml:space="preserve"> (o una tarifa superior). De este modo, se neutraliza cualquier riesgo de dilución de ingresos (</w:t>
-      </w:r>
-      <w:r>
-        <w:rPr>
-          <w:rFonts w:ascii="Calibri" w:cs="Calibri" w:eastAsia="Calibri" w:hAnsi="Calibri"/>
-          <w:b w:val="false"/>
-          <w:bCs w:val="false"/>
-          <w:i/>
-          <w:iCs/>
-          <w:color w:val="334155"/>
+        <w:t xml:space="preserve"> (42,4% del inventario total de 59 habitaciones del hotel), lo que confiere la capacidad comercial indispensable para alojar </w:t>
+      </w:r>
+      <w:r>
+        <w:rPr>
+          <w:rFonts w:ascii="Calibri" w:cs="Calibri" w:eastAsia="Calibri" w:hAnsi="Calibri"/>
+          <w:b/>
+          <w:bCs/>
+          <w:color w:val="0F172A"/>
           <w:sz w:val="20"/>
           <w:szCs w:val="20"/>
         </w:rPr>
-        <w:t xml:space="preserve">revenue dilution</w:t>
+        <w:t xml:space="preserve">autocares completos de circuitos turísticos, grandes delegaciones corporativas o equipos deportivos íntegros</w:t>
       </w:r>
       <w:r>
         <w:rPr>
@@ -12769,7 +12793,61 @@
           <w:sz w:val="20"/>
           <w:szCs w:val="20"/>
         </w:rPr>
-        <w:t xml:space="preserve">) frente a la venta individual y se maximiza el RevPAR del establecimiento.</w:t>
+        <w:t xml:space="preserve"> (35 a 50 personas).</w:t>
+      </w:r>
+    </w:p>
+    <w:p>
+      <w:pPr>
+        <w:pStyle w:val="ListParagraph"/>
+        <w:numPr>
+          <w:ilvl w:val="0"/>
+          <w:numId w:val="1"/>
+        </w:numPr>
+        <w:spacing w:after="50" w:before="50"/>
+      </w:pPr>
+      <w:r>
+        <w:rPr>
+          <w:rFonts w:ascii="Calibri" w:cs="Calibri" w:eastAsia="Calibri" w:hAnsi="Calibri"/>
+          <w:b/>
+          <w:bCs/>
+          <w:color w:val="0F172A"/>
+          <w:sz w:val="20"/>
+          <w:szCs w:val="20"/>
+        </w:rPr>
+        <w:t xml:space="preserve">Protección del Inventario Individual:</w:t>
+      </w:r>
+      <w:r>
+        <w:rPr>
+          <w:rFonts w:ascii="Calibri" w:cs="Calibri" w:eastAsia="Calibri" w:hAnsi="Calibri"/>
+          <w:b w:val="false"/>
+          <w:bCs w:val="false"/>
+          <w:color w:val="334155"/>
+          <w:sz w:val="20"/>
+          <w:szCs w:val="20"/>
+        </w:rPr>
+        <w:t xml:space="preserve"> Se garantiza en todo momento una reserva mínima de </w:t>
+      </w:r>
+      <w:r>
+        <w:rPr>
+          <w:rFonts w:ascii="Calibri" w:cs="Calibri" w:eastAsia="Calibri" w:hAnsi="Calibri"/>
+          <w:b/>
+          <w:bCs/>
+          <w:color w:val="0F172A"/>
+          <w:sz w:val="20"/>
+          <w:szCs w:val="20"/>
+        </w:rPr>
+        <w:t xml:space="preserve">34 habitaciones disponibles para la venta individual</w:t>
+      </w:r>
+      <w:r>
+        <w:rPr>
+          <w:rFonts w:ascii="Calibri" w:cs="Calibri" w:eastAsia="Calibri" w:hAnsi="Calibri"/>
+          <w:b w:val="false"/>
+          <w:bCs w:val="false"/>
+          <w:color w:val="334155"/>
+          <w:sz w:val="20"/>
+          <w:szCs w:val="20"/>
+        </w:rPr>
+        <w:t xml:space="preserve"> a tarifa abierta, salvaguardando los días de máxima demanda corporativa. En caso de solicitarse un volumen superior a las 25 habitaciones, solo se valorará si el grupo asume íntegramente el precio dinámico de venta individual directa sin bonificación.</w:t>
       </w:r>
     </w:p>
     <w:p>
@@ -16443,7 +16521,7 @@
           <w:sz w:val="20"/>
           <w:szCs w:val="20"/>
         </w:rPr>
-        <w:t xml:space="preserve">Gestión Dinámica de Tarifas y Control de Cupo de Grupos:</w:t>
+        <w:t xml:space="preserve">Cotización Principalmente Dinámica y Gestión de Cupos de Grupos:</w:t>
       </w:r>
     </w:p>
     <w:p>
@@ -16464,7 +16542,7 @@
           <w:sz w:val="20"/>
           <w:szCs w:val="20"/>
         </w:rPr>
-        <w:t xml:space="preserve">Regla de oro de grupos:</w:t>
+        <w:t xml:space="preserve">Tarifa de grupos dinámica:</w:t>
       </w:r>
       <w:r>
         <w:rPr>
@@ -16475,7 +16553,7 @@
           <w:sz w:val="20"/>
           <w:szCs w:val="20"/>
         </w:rPr>
-        <w:t xml:space="preserve"> Aplicación estricta del límite de 8 habitaciones por noche para reservas grupales. Cualquier petición que sobrepase dicho volumen únicamente se autorizará si abona la tarifa dinámica del hotel para esa fecha, preservando siempre un suelo mínimo de 51 habitaciones para cliente individual.</w:t>
+        <w:t xml:space="preserve"> Implementación de la cotización dinámica para grupos en tiempo real, vinculada a la curva de reserva y a los precios de cliente individual, eliminando tarifas fijas devaluadas y evitando la dilución de ingresos.</w:t>
       </w:r>
     </w:p>
     <w:p>
@@ -16490,13 +16568,24 @@
       <w:r>
         <w:rPr>
           <w:rFonts w:ascii="Calibri" w:cs="Calibri" w:eastAsia="Calibri" w:hAnsi="Calibri"/>
+          <w:b/>
+          <w:bCs/>
+          <w:color w:val="0F172A"/>
+          <w:sz w:val="20"/>
+          <w:szCs w:val="20"/>
+        </w:rPr>
+        <w:t xml:space="preserve">Cupo de hasta 25 habitaciones:</w:t>
+      </w:r>
+      <w:r>
+        <w:rPr>
+          <w:rFonts w:ascii="Calibri" w:cs="Calibri" w:eastAsia="Calibri" w:hAnsi="Calibri"/>
           <w:b w:val="false"/>
           <w:bCs w:val="false"/>
           <w:color w:val="334155"/>
           <w:sz w:val="20"/>
           <w:szCs w:val="20"/>
         </w:rPr>
-        <w:t xml:space="preserve">Configuración de tramos tarifarios automáticos según la ocupación alcanzada. En meses punta (mayo y octubre), las tarifas individuales se elevarán por encima de los 85 € una vez rebasado el 65% de ocupación en libros.</w:t>
+        <w:t xml:space="preserve"> Autorización de contratación de hasta 25 habitaciones por noche para circuitos y colectivos completos, asegurando un suelo inviolable de 34 habitaciones para la venta individual directa. En fechas de alta demanda (mayo y octubre), las tarifas individuales superarán los 85 € y las cotizaciones de grupo se ajustarán al alza en consecuencia.</w:t>
       </w:r>
     </w:p>
     <w:p>

--- a/Informe_Presupuesto_2027_Hotel_Cumbria.docx
+++ b/Informe_Presupuesto_2027_Hotel_Cumbria.docx
@@ -3737,7 +3737,7 @@
                 <w:sz w:val="17"/>
                 <w:szCs w:val="17"/>
               </w:rPr>
-              <w:t xml:space="preserve">46.355,08 €</w:t>
+              <w:t xml:space="preserve">50.949,00 €</w:t>
             </w:r>
           </w:p>
         </w:tc>
@@ -3988,7 +3988,7 @@
                 <w:sz w:val="17"/>
                 <w:szCs w:val="17"/>
               </w:rPr>
-              <w:t xml:space="preserve">45.346,73 €</w:t>
+              <w:t xml:space="preserve">51.684,00 €</w:t>
             </w:r>
           </w:p>
         </w:tc>
@@ -4239,7 +4239,7 @@
                 <w:sz w:val="17"/>
                 <w:szCs w:val="17"/>
               </w:rPr>
-              <w:t xml:space="preserve">49.006,03 €</w:t>
+              <w:t xml:space="preserve">74.623,00 €</w:t>
             </w:r>
           </w:p>
         </w:tc>
@@ -4490,7 +4490,7 @@
                 <w:sz w:val="17"/>
                 <w:szCs w:val="17"/>
               </w:rPr>
-              <w:t xml:space="preserve">62.126,40 €</w:t>
+              <w:t xml:space="preserve">90.604,00 €</w:t>
             </w:r>
           </w:p>
         </w:tc>
@@ -4741,7 +4741,7 @@
                 <w:sz w:val="17"/>
                 <w:szCs w:val="17"/>
               </w:rPr>
-              <w:t xml:space="preserve">115.749,55 €</w:t>
+              <w:t xml:space="preserve">107.569,00 €</w:t>
             </w:r>
           </w:p>
         </w:tc>
@@ -4776,7 +4776,7 @@
                 <w:sz w:val="17"/>
                 <w:szCs w:val="17"/>
               </w:rPr>
-              <w:t xml:space="preserve">Pico anual absoluto: Máxima concentración de eventos, ADR a 82,59 €.</w:t>
+              <w:t xml:space="preserve">Pico anual absoluto: Máxima concentración de eventos, ADR a 70,65 €.</w:t>
             </w:r>
           </w:p>
         </w:tc>
@@ -4992,7 +4992,7 @@
                 <w:sz w:val="17"/>
                 <w:szCs w:val="17"/>
               </w:rPr>
-              <w:t xml:space="preserve">68.731,20 €</w:t>
+              <w:t xml:space="preserve">83.637,00 €</w:t>
             </w:r>
           </w:p>
         </w:tc>
@@ -5243,7 +5243,7 @@
                 <w:sz w:val="17"/>
                 <w:szCs w:val="17"/>
               </w:rPr>
-              <w:t xml:space="preserve">72.341,05 €</w:t>
+              <w:t xml:space="preserve">82.135,00 €</w:t>
             </w:r>
           </w:p>
         </w:tc>
@@ -5494,7 +5494,7 @@
                 <w:sz w:val="17"/>
                 <w:szCs w:val="17"/>
               </w:rPr>
-              <w:t xml:space="preserve">60.832,10 €</w:t>
+              <w:t xml:space="preserve">80.777,00 €</w:t>
             </w:r>
           </w:p>
         </w:tc>
@@ -5745,7 +5745,7 @@
                 <w:sz w:val="17"/>
                 <w:szCs w:val="17"/>
               </w:rPr>
-              <w:t xml:space="preserve">72.222,80 €</w:t>
+              <w:t xml:space="preserve">83.835,00 €</w:t>
             </w:r>
           </w:p>
         </w:tc>
@@ -5996,7 +5996,7 @@
                 <w:sz w:val="17"/>
                 <w:szCs w:val="17"/>
               </w:rPr>
-              <w:t xml:space="preserve">90.867,60 €</w:t>
+              <w:t xml:space="preserve">108.129,00 €</w:t>
             </w:r>
           </w:p>
         </w:tc>
@@ -6031,7 +6031,7 @@
                 <w:sz w:val="17"/>
                 <w:szCs w:val="17"/>
               </w:rPr>
-              <w:t xml:space="preserve">Segundo pilar del hotel: Alta ocupación (81,1%) y congresos técnicos.</w:t>
+              <w:t xml:space="preserve">Segundo pilar del hotel: Alta ocupación (88,5%) y congresos técnicos.</w:t>
             </w:r>
           </w:p>
         </w:tc>
@@ -6247,7 +6247,7 @@
                 <w:sz w:val="17"/>
                 <w:szCs w:val="17"/>
               </w:rPr>
-              <w:t xml:space="preserve">72.235,70 €</w:t>
+              <w:t xml:space="preserve">94.745,00 €</w:t>
             </w:r>
           </w:p>
         </w:tc>
@@ -6498,7 +6498,7 @@
                 <w:sz w:val="17"/>
                 <w:szCs w:val="17"/>
               </w:rPr>
-              <w:t xml:space="preserve">60.777,26 €</w:t>
+              <w:t xml:space="preserve">83.459,00 €</w:t>
             </w:r>
           </w:p>
         </w:tc>
@@ -6784,7 +6784,7 @@
                 <w:sz w:val="17"/>
                 <w:szCs w:val="17"/>
               </w:rPr>
-              <w:t xml:space="preserve">Primer Presupuesto Oficial: Crecimiento neto +7,50% (+56.971,50 €).</w:t>
+              <w:t xml:space="preserve">Primer Presupuesto Oficial: Crecimiento neto +7,50% (+69.219,45 €).</w:t>
             </w:r>
           </w:p>
         </w:tc>
